--- a/Direct Instruction Scripts/Unit 1 Part A - Lessons 4-7.docx
+++ b/Direct Instruction Scripts/Unit 1 Part A - Lessons 4-7.docx
@@ -7084,7 +7084,21 @@
           <w:b/>
           <w:bCs/>
         </w:rPr>
-        <w:t>A genus is a kind of thing that has other kinds underneath it.</w:t>
+        <w:t xml:space="preserve">A genus is a kind of thing that has other kinds </w:t>
+      </w:r>
+      <w:r>
+        <w:rPr>
+          <w:b/>
+          <w:bCs/>
+        </w:rPr>
+        <w:t>be</w:t>
+      </w:r>
+      <w:r>
+        <w:rPr>
+          <w:b/>
+          <w:bCs/>
+        </w:rPr>
+        <w:t>neath it.</w:t>
       </w:r>
     </w:p>
     <w:p>
@@ -7172,7 +7186,21 @@
           <w:b/>
           <w:bCs/>
         </w:rPr>
-        <w:t>Split it. "The hammer is heavy." Subject.</w:t>
+        <w:t xml:space="preserve">Split </w:t>
+      </w:r>
+      <w:r>
+        <w:rPr>
+          <w:b/>
+          <w:bCs/>
+        </w:rPr>
+        <w:t>this into subject and predicate</w:t>
+      </w:r>
+      <w:r>
+        <w:rPr>
+          <w:b/>
+          <w:bCs/>
+        </w:rPr>
+        <w:t>. "The hammer is heavy." Subject.</w:t>
       </w:r>
       <w:r>
         <w:t xml:space="preserve"> (pause, signal) → </w:t>
@@ -7236,7 +7264,14 @@
           <w:b/>
           <w:bCs/>
         </w:rPr>
-        <w:t>Everybody. A knife is a tool.</w:t>
+        <w:t>Everybody. A knife is a tool</w:t>
+      </w:r>
+      <w:r>
+        <w:rPr>
+          <w:b/>
+          <w:bCs/>
+        </w:rPr>
+        <w:t>. Too wide, too narrow, good?</w:t>
       </w:r>
       <w:r>
         <w:t xml:space="preserve"> (pause, signal) → </w:t>
@@ -7272,13 +7307,17 @@
     <w:p>
       <w:pPr>
         <w:spacing w:after="120" w:line="276" w:lineRule="auto"/>
-      </w:pPr>
-      <w:r>
-        <w:rPr>
-          <w:b/>
-          <w:bCs/>
-        </w:rPr>
-        <w:t>Split it. "Saint Peter was a fisherman." Subject.</w:t>
+        <w:rPr>
+          <w:i/>
+          <w:iCs/>
+        </w:rPr>
+      </w:pPr>
+      <w:r>
+        <w:rPr>
+          <w:b/>
+          <w:bCs/>
+        </w:rPr>
+        <w:t>Split it. "Peter was a fisherman." Subject.</w:t>
       </w:r>
       <w:r>
         <w:t xml:space="preserve"> (pause, signal) → </w:t>
@@ -7288,7 +7327,7 @@
           <w:i/>
           <w:iCs/>
         </w:rPr>
-        <w:t>Saint Peter.</w:t>
+        <w:t>Peter.</w:t>
       </w:r>
       <w:r>
         <w:t xml:space="preserve"> </w:t>
@@ -7314,13 +7353,59 @@
     <w:p>
       <w:pPr>
         <w:spacing w:after="120" w:line="276" w:lineRule="auto"/>
-      </w:pPr>
-      <w:r>
-        <w:rPr>
-          <w:b/>
-          <w:bCs/>
-        </w:rPr>
-        <w:t>Singular or universal. Saint Peter.</w:t>
+        <w:rPr>
+          <w:b/>
+          <w:bCs/>
+        </w:rPr>
+      </w:pPr>
+      <w:r>
+        <w:rPr>
+          <w:b/>
+          <w:bCs/>
+        </w:rPr>
+        <w:t xml:space="preserve">Remember: logic does not include is </w:t>
+      </w:r>
+      <w:proofErr w:type="spellStart"/>
+      <w:r>
+        <w:rPr>
+          <w:b/>
+          <w:bCs/>
+        </w:rPr>
+        <w:t>is</w:t>
+      </w:r>
+      <w:proofErr w:type="spellEnd"/>
+      <w:r>
+        <w:rPr>
+          <w:b/>
+          <w:bCs/>
+        </w:rPr>
+        <w:t xml:space="preserve"> not in the predicate, but grammar does. Grammar includes them because those are required to make a complete sentence in English. Logic does not include them because not every language has them, and the reason not every language has them is because we do not need them to consider the combination of two ideas in our mind.</w:t>
+      </w:r>
+    </w:p>
+    <w:p>
+      <w:pPr>
+        <w:spacing w:after="120" w:line="276" w:lineRule="auto"/>
+      </w:pPr>
+      <w:r>
+        <w:rPr>
+          <w:b/>
+          <w:bCs/>
+        </w:rPr>
+        <w:t xml:space="preserve">Singular or universal. </w:t>
+      </w:r>
+      <w:r>
+        <w:rPr>
+          <w:b/>
+          <w:bCs/>
+        </w:rPr>
+        <w:t>George Washington</w:t>
+      </w:r>
+      <w:r>
+        <w:rPr>
+          <w:b/>
+          <w:bCs/>
+        </w:rPr>
+        <w:t>.</w:t>
       </w:r>
       <w:r>
         <w:t xml:space="preserve"> (pause, signal) → </w:t>
@@ -7340,7 +7425,14 @@
           <w:b/>
           <w:bCs/>
         </w:rPr>
-        <w:t>Fisherman.</w:t>
+        <w:t>Army general</w:t>
+      </w:r>
+      <w:r>
+        <w:rPr>
+          <w:b/>
+          <w:bCs/>
+        </w:rPr>
+        <w:t>.</w:t>
       </w:r>
       <w:r>
         <w:t xml:space="preserve"> (pause, signal) → </w:t>
@@ -7399,7 +7491,20 @@
         <w:t>The subject is that of</w:t>
       </w:r>
       <w:r>
-        <w:t xml:space="preserve"> → which something is affirmed or denied; the predicate is what is affirmed or denied of the subject.</w:t>
+        <w:t xml:space="preserve"> </w:t>
+      </w:r>
+      <w:r>
+        <w:rPr>
+          <w:b/>
+          <w:bCs/>
+        </w:rPr>
+        <w:t>which</w:t>
+      </w:r>
+      <w:r>
+        <w:t xml:space="preserve"> </w:t>
+      </w:r>
+      <w:r>
+        <w:t>→ something is affirmed or denied; the predicate is what is affirmed or denied of the subject.</w:t>
       </w:r>
     </w:p>
     <w:p>
@@ -7770,469 +7875,486 @@
           <w:sz w:val="20"/>
           <w:szCs w:val="20"/>
         </w:rPr>
-        <w:t>A genus is a kind of thing that has other kinds underneath it.</w:t>
-      </w:r>
-    </w:p>
-    <w:p>
-      <w:pPr>
-        <w:spacing w:after="160"/>
-        <w:ind w:left="431"/>
-      </w:pPr>
+        <w:t xml:space="preserve">A genus is a kind of thing </w:t>
+      </w:r>
       <w:r>
         <w:rPr>
           <w:rFonts w:ascii="Consolas" w:eastAsia="Consolas" w:hAnsi="Consolas" w:cs="Consolas"/>
           <w:sz w:val="20"/>
           <w:szCs w:val="20"/>
         </w:rPr>
-        <w:t>A species is a kind under a genus.</w:t>
-      </w:r>
-    </w:p>
-    <w:p>
-      <w:pPr>
-        <w:spacing w:after="120" w:line="276" w:lineRule="auto"/>
-      </w:pPr>
-      <w:r>
-        <w:rPr>
-          <w:b/>
-          <w:bCs/>
-        </w:rPr>
-        <w:t>Animal is a genus. Dog is a kind under it, so dog is a species.</w:t>
-      </w:r>
-    </w:p>
-    <w:p>
-      <w:pPr>
-        <w:spacing w:after="120" w:line="276" w:lineRule="auto"/>
-      </w:pPr>
-      <w:r>
-        <w:rPr>
-          <w:b/>
-          <w:bCs/>
-        </w:rPr>
-        <w:t xml:space="preserve">Now look higher. LIVING THING has kinds underneath it — plant and animal. </w:t>
-      </w:r>
-      <w:proofErr w:type="gramStart"/>
-      <w:r>
-        <w:rPr>
-          <w:b/>
-          <w:bCs/>
-        </w:rPr>
-        <w:t>So</w:t>
-      </w:r>
-      <w:proofErr w:type="gramEnd"/>
-      <w:r>
-        <w:rPr>
-          <w:b/>
-          <w:bCs/>
-        </w:rPr>
-        <w:t xml:space="preserve"> living thing is a genus too.</w:t>
-      </w:r>
-    </w:p>
-    <w:p>
-      <w:pPr>
-        <w:spacing w:after="120" w:line="276" w:lineRule="auto"/>
-      </w:pPr>
-      <w:r>
-        <w:rPr>
-          <w:b/>
-          <w:bCs/>
-        </w:rPr>
-        <w:t>And here is the important part. Watch me.</w:t>
-      </w:r>
-      <w:r>
-        <w:t xml:space="preserve"> (Point.) </w:t>
-      </w:r>
-      <w:r>
-        <w:rPr>
-          <w:b/>
-          <w:bCs/>
-        </w:rPr>
-        <w:t>Animal has living thing above it — so animal is a species of living thing. And animal has dog below it — so animal is also a genus of dog. The same word is a species looking up and a genus looking down.</w:t>
-      </w:r>
-    </w:p>
-    <w:p>
-      <w:pPr>
-        <w:spacing w:after="120" w:line="276" w:lineRule="auto"/>
-      </w:pPr>
-      <w:r>
-        <w:rPr>
-          <w:b/>
-          <w:bCs/>
-        </w:rPr>
-        <w:t>My turn to say three.</w:t>
-      </w:r>
-    </w:p>
-    <w:p>
-      <w:pPr>
-        <w:spacing w:after="120" w:line="276" w:lineRule="auto"/>
-      </w:pPr>
-      <w:r>
-        <w:rPr>
-          <w:b/>
-          <w:bCs/>
-        </w:rPr>
-        <w:t>My turn. Living thing. Nothing above it on this tree, kinds below it. GENUS.</w:t>
-      </w:r>
-    </w:p>
-    <w:p>
-      <w:pPr>
-        <w:spacing w:after="120" w:line="276" w:lineRule="auto"/>
-      </w:pPr>
-      <w:r>
-        <w:rPr>
-          <w:b/>
-          <w:bCs/>
-        </w:rPr>
-        <w:t>My turn. Dog. Animal above it, nothing below it on this tree. SPECIES.</w:t>
-      </w:r>
-    </w:p>
-    <w:p>
-      <w:pPr>
-        <w:spacing w:after="120" w:line="276" w:lineRule="auto"/>
-      </w:pPr>
-      <w:r>
-        <w:rPr>
-          <w:b/>
-          <w:bCs/>
-        </w:rPr>
-        <w:t>My turn. Animal. Living thing above it, dogs and men and horses below it. BOTH.</w:t>
-      </w:r>
-    </w:p>
-    <w:p>
-      <w:pPr>
-        <w:spacing w:after="120" w:line="276" w:lineRule="auto"/>
-      </w:pPr>
-      <w:r>
-        <w:rPr>
-          <w:b/>
-          <w:bCs/>
-        </w:rPr>
-        <w:t>Now a fourth. Fido.</w:t>
-      </w:r>
-      <w:r>
-        <w:t xml:space="preserve"> (Write </w:t>
-      </w:r>
-      <w:r>
-        <w:rPr>
-          <w:i/>
-          <w:iCs/>
-        </w:rPr>
-        <w:t>Fido</w:t>
-      </w:r>
-      <w:r>
-        <w:t xml:space="preserve"> below DOG with a dotted line.) </w:t>
-      </w:r>
-      <w:r>
-        <w:rPr>
-          <w:b/>
-          <w:bCs/>
-        </w:rPr>
-        <w:t>Fido is under dog. But Fido is not a kind. Fido is one dog — one animal you could put on a leash. A genus and a species are both kinds. Fido is neither. NEITHER.</w:t>
-      </w:r>
-    </w:p>
-    <w:p>
-      <w:pPr>
-        <w:spacing w:after="120" w:line="276" w:lineRule="auto"/>
-      </w:pPr>
-      <w:r>
-        <w:rPr>
-          <w:b/>
-          <w:bCs/>
-        </w:rPr>
-        <w:t>LEAD.</w:t>
-      </w:r>
-    </w:p>
-    <w:p>
-      <w:pPr>
-        <w:spacing w:after="120" w:line="276" w:lineRule="auto"/>
-      </w:pPr>
-      <w:r>
-        <w:rPr>
-          <w:b/>
-          <w:bCs/>
-        </w:rPr>
-        <w:t>A genus is a kind of thing that has other kinds underneath it. Say it after I do, and then we will say it together. A genus is a kind of thing that has other kinds underneath it.</w:t>
-      </w:r>
-      <w:r>
-        <w:t xml:space="preserve"> (signal) → repeated.</w:t>
-      </w:r>
-    </w:p>
-    <w:p>
-      <w:pPr>
-        <w:spacing w:after="120" w:line="276" w:lineRule="auto"/>
-      </w:pPr>
-      <w:r>
-        <w:rPr>
-          <w:b/>
-          <w:bCs/>
-        </w:rPr>
-        <w:t>Again.</w:t>
-      </w:r>
-      <w:r>
-        <w:t xml:space="preserve"> (signal) → repeated.</w:t>
-      </w:r>
-    </w:p>
-    <w:p>
-      <w:pPr>
-        <w:spacing w:after="120" w:line="276" w:lineRule="auto"/>
-      </w:pPr>
-      <w:r>
-        <w:rPr>
-          <w:b/>
-          <w:bCs/>
-        </w:rPr>
-        <w:t>Again.</w:t>
-      </w:r>
-      <w:r>
-        <w:t xml:space="preserve"> (signal) → repeated.</w:t>
-      </w:r>
-    </w:p>
-    <w:p>
-      <w:pPr>
-        <w:spacing w:after="120" w:line="276" w:lineRule="auto"/>
-      </w:pPr>
-      <w:r>
-        <w:rPr>
-          <w:b/>
-          <w:bCs/>
-        </w:rPr>
-        <w:t>Now the other one. A species is a kind under a genus. Say it after I do, and then together. A species is a kind under a genus.</w:t>
-      </w:r>
-      <w:r>
-        <w:t xml:space="preserve"> (signal) → repeated.</w:t>
-      </w:r>
-    </w:p>
-    <w:p>
-      <w:pPr>
-        <w:spacing w:after="120" w:line="276" w:lineRule="auto"/>
-      </w:pPr>
-      <w:r>
-        <w:rPr>
-          <w:b/>
-          <w:bCs/>
-        </w:rPr>
-        <w:t>Again.</w:t>
-      </w:r>
-      <w:r>
-        <w:t xml:space="preserve"> (signal) → repeated.</w:t>
-      </w:r>
-    </w:p>
-    <w:p>
-      <w:pPr>
-        <w:spacing w:after="120" w:line="276" w:lineRule="auto"/>
-      </w:pPr>
-      <w:r>
-        <w:rPr>
-          <w:b/>
-          <w:bCs/>
-        </w:rPr>
-        <w:t>Now say both, one after the other, with me. A genus is a kind of thing that has other kinds underneath it. A species is a kind under a genus.</w:t>
-      </w:r>
-      <w:r>
-        <w:t xml:space="preserve"> (signal) → both repeated.</w:t>
-      </w:r>
-    </w:p>
-    <w:p>
-      <w:pPr>
-        <w:spacing w:after="120" w:line="276" w:lineRule="auto"/>
-      </w:pPr>
-      <w:r>
-        <w:rPr>
-          <w:b/>
-          <w:bCs/>
-        </w:rPr>
-        <w:t>(9), say the genus one alone.</w:t>
-      </w:r>
-      <w:r>
-        <w:t xml:space="preserve"> → </w:t>
-      </w:r>
-      <w:r>
-        <w:rPr>
-          <w:i/>
-          <w:iCs/>
-        </w:rPr>
-        <w:t>A genus is a kind of thing that has other kinds underneath it.</w:t>
-      </w:r>
-    </w:p>
-    <w:p>
-      <w:pPr>
-        <w:spacing w:after="120" w:line="276" w:lineRule="auto"/>
-      </w:pPr>
-      <w:r>
-        <w:rPr>
-          <w:b/>
-          <w:bCs/>
-        </w:rPr>
-        <w:t>(12), say the species one alone.</w:t>
-      </w:r>
-      <w:r>
-        <w:t xml:space="preserve"> → </w:t>
-      </w:r>
-      <w:r>
-        <w:rPr>
-          <w:i/>
-          <w:iCs/>
-        </w:rPr>
-        <w:t>A species is a kind under a genus.</w:t>
-      </w:r>
-    </w:p>
-    <w:p>
-      <w:pPr>
-        <w:spacing w:after="120" w:line="276" w:lineRule="auto"/>
-      </w:pPr>
-      <w:r>
-        <w:rPr>
-          <w:b/>
-          <w:bCs/>
-        </w:rPr>
-        <w:t>Everybody, both, one more time.</w:t>
-      </w:r>
-      <w:r>
-        <w:t xml:space="preserve"> (signal) → both repeated.</w:t>
-      </w:r>
-    </w:p>
-    <w:p>
-      <w:pPr>
-        <w:spacing w:after="120" w:line="276" w:lineRule="auto"/>
-      </w:pPr>
-      <w:r>
-        <w:rPr>
-          <w:b/>
-          <w:bCs/>
-        </w:rPr>
-        <w:t>Now the short way. A kind with kinds underneath it is a —</w:t>
-      </w:r>
-      <w:r>
-        <w:t xml:space="preserve"> (pause, signal) → </w:t>
-      </w:r>
-      <w:r>
-        <w:rPr>
-          <w:i/>
-          <w:iCs/>
-        </w:rPr>
-        <w:t>Genus.</w:t>
-      </w:r>
-    </w:p>
-    <w:p>
-      <w:pPr>
-        <w:spacing w:after="120" w:line="276" w:lineRule="auto"/>
-      </w:pPr>
-      <w:r>
-        <w:rPr>
-          <w:b/>
-          <w:bCs/>
-        </w:rPr>
-        <w:t>A kind under a genus is a —</w:t>
-      </w:r>
-      <w:r>
-        <w:t xml:space="preserve"> (pause, signal) → </w:t>
-      </w:r>
-      <w:r>
-        <w:rPr>
-          <w:i/>
-          <w:iCs/>
-        </w:rPr>
-        <w:t>Species.</w:t>
-      </w:r>
-    </w:p>
-    <w:p>
-      <w:pPr>
-        <w:spacing w:after="120" w:line="276" w:lineRule="auto"/>
-      </w:pPr>
-      <w:r>
-        <w:rPr>
-          <w:b/>
-          <w:bCs/>
-        </w:rPr>
-        <w:t>One single thing, not a kind at all, is —</w:t>
-      </w:r>
-      <w:r>
-        <w:t xml:space="preserve"> (pause, signal) → </w:t>
-      </w:r>
-      <w:r>
-        <w:rPr>
-          <w:i/>
-          <w:iCs/>
-        </w:rPr>
-        <w:t>Neither.</w:t>
-      </w:r>
-    </w:p>
-    <w:p>
-      <w:pPr>
-        <w:pStyle w:val="Heading3"/>
-        <w:spacing w:before="240" w:after="160"/>
-      </w:pPr>
-      <w:r>
-        <w:rPr>
-          <w:b/>
-          <w:bCs/>
-          <w:color w:val="000000"/>
-        </w:rPr>
-        <w:t>2B. Two more trees, and the sort</w:t>
-      </w:r>
-    </w:p>
-    <w:p>
-      <w:pPr>
-        <w:spacing w:after="120" w:line="276" w:lineRule="auto"/>
-      </w:pPr>
-      <w:r>
-        <w:t>(Draw both. Leave all three up.)</w:t>
-      </w:r>
-    </w:p>
-    <w:p>
-      <w:pPr>
-        <w:ind w:left="431"/>
-      </w:pPr>
+        <w:t>that has</w:t>
+      </w:r>
       <w:r>
         <w:rPr>
           <w:rFonts w:ascii="Consolas" w:eastAsia="Consolas" w:hAnsi="Consolas" w:cs="Consolas"/>
           <w:sz w:val="20"/>
           <w:szCs w:val="20"/>
         </w:rPr>
-        <w:t xml:space="preserve">                SHAPE                             FURNITURE</w:t>
-      </w:r>
-    </w:p>
-    <w:p>
-      <w:pPr>
-        <w:ind w:left="431"/>
-      </w:pPr>
+        <w:t xml:space="preserve"> other kinds </w:t>
+      </w:r>
       <w:r>
         <w:rPr>
           <w:rFonts w:ascii="Consolas" w:eastAsia="Consolas" w:hAnsi="Consolas" w:cs="Consolas"/>
           <w:sz w:val="20"/>
           <w:szCs w:val="20"/>
         </w:rPr>
-        <w:t xml:space="preserve">            /     |     \                        /         \</w:t>
-      </w:r>
-    </w:p>
-    <w:p>
-      <w:pPr>
-        <w:ind w:left="431"/>
-      </w:pPr>
+        <w:t>be</w:t>
+      </w:r>
       <w:r>
         <w:rPr>
           <w:rFonts w:ascii="Consolas" w:eastAsia="Consolas" w:hAnsi="Consolas" w:cs="Consolas"/>
           <w:sz w:val="20"/>
           <w:szCs w:val="20"/>
         </w:rPr>
-        <w:t xml:space="preserve">     </w:t>
-      </w:r>
-      <w:proofErr w:type="gramStart"/>
+        <w:t>neath it.</w:t>
+      </w:r>
+    </w:p>
+    <w:p>
+      <w:pPr>
+        <w:spacing w:after="160"/>
+        <w:ind w:left="431"/>
+      </w:pPr>
       <w:r>
         <w:rPr>
           <w:rFonts w:ascii="Consolas" w:eastAsia="Consolas" w:hAnsi="Consolas" w:cs="Consolas"/>
           <w:sz w:val="20"/>
           <w:szCs w:val="20"/>
         </w:rPr>
-        <w:t>TRIANGLE  SQUARE</w:t>
+        <w:t>A species is a kind under a genus.</w:t>
+      </w:r>
+    </w:p>
+    <w:p>
+      <w:pPr>
+        <w:spacing w:after="120" w:line="276" w:lineRule="auto"/>
+      </w:pPr>
+      <w:r>
+        <w:rPr>
+          <w:b/>
+          <w:bCs/>
+        </w:rPr>
+        <w:t>Animal is a genus. Dog is a kind under it, so dog is a species.</w:t>
+      </w:r>
+    </w:p>
+    <w:p>
+      <w:pPr>
+        <w:spacing w:after="120" w:line="276" w:lineRule="auto"/>
+      </w:pPr>
+      <w:r>
+        <w:rPr>
+          <w:b/>
+          <w:bCs/>
+        </w:rPr>
+        <w:t xml:space="preserve">Now look higher. LIVING THING has kinds underneath it — plant and animal. </w:t>
+      </w:r>
+      <w:proofErr w:type="gramStart"/>
+      <w:r>
+        <w:rPr>
+          <w:b/>
+          <w:bCs/>
+        </w:rPr>
+        <w:t>So</w:t>
       </w:r>
       <w:proofErr w:type="gramEnd"/>
+      <w:r>
+        <w:rPr>
+          <w:b/>
+          <w:bCs/>
+        </w:rPr>
+        <w:t xml:space="preserve"> living thing is a genus too.</w:t>
+      </w:r>
+    </w:p>
+    <w:p>
+      <w:pPr>
+        <w:spacing w:after="120" w:line="276" w:lineRule="auto"/>
+      </w:pPr>
+      <w:r>
+        <w:rPr>
+          <w:b/>
+          <w:bCs/>
+        </w:rPr>
+        <w:t>And here is the important part. Watch me.</w:t>
+      </w:r>
+      <w:r>
+        <w:t xml:space="preserve"> (Point.) </w:t>
+      </w:r>
+      <w:r>
+        <w:rPr>
+          <w:b/>
+          <w:bCs/>
+        </w:rPr>
+        <w:t>Animal has living thing above it — so animal is a species of living thing. And animal has dog below it — so animal is also a genus of dog. The same word is a species looking up and a genus looking down.</w:t>
+      </w:r>
+    </w:p>
+    <w:p>
+      <w:pPr>
+        <w:spacing w:after="120" w:line="276" w:lineRule="auto"/>
+      </w:pPr>
+      <w:r>
+        <w:rPr>
+          <w:b/>
+          <w:bCs/>
+        </w:rPr>
+        <w:t>My turn to say three.</w:t>
+      </w:r>
+    </w:p>
+    <w:p>
+      <w:pPr>
+        <w:spacing w:after="120" w:line="276" w:lineRule="auto"/>
+      </w:pPr>
+      <w:r>
+        <w:rPr>
+          <w:b/>
+          <w:bCs/>
+        </w:rPr>
+        <w:t>My turn. Living thing. Nothing above it on this tree, kinds below it. GENUS.</w:t>
+      </w:r>
+    </w:p>
+    <w:p>
+      <w:pPr>
+        <w:spacing w:after="120" w:line="276" w:lineRule="auto"/>
+      </w:pPr>
+      <w:r>
+        <w:rPr>
+          <w:b/>
+          <w:bCs/>
+        </w:rPr>
+        <w:t>My turn. Dog. Animal above it, nothing below it on this tree. SPECIES.</w:t>
+      </w:r>
+    </w:p>
+    <w:p>
+      <w:pPr>
+        <w:spacing w:after="120" w:line="276" w:lineRule="auto"/>
+      </w:pPr>
+      <w:r>
+        <w:rPr>
+          <w:b/>
+          <w:bCs/>
+        </w:rPr>
+        <w:t>My turn. Animal. Living thing above it, dogs and men and horses below it. BOTH.</w:t>
+      </w:r>
+    </w:p>
+    <w:p>
+      <w:pPr>
+        <w:spacing w:after="120" w:line="276" w:lineRule="auto"/>
+      </w:pPr>
+      <w:r>
+        <w:rPr>
+          <w:b/>
+          <w:bCs/>
+        </w:rPr>
+        <w:t>Now a fourth. Fido.</w:t>
+      </w:r>
+      <w:r>
+        <w:t xml:space="preserve"> (Write </w:t>
+      </w:r>
+      <w:r>
+        <w:rPr>
+          <w:i/>
+          <w:iCs/>
+        </w:rPr>
+        <w:t>Fido</w:t>
+      </w:r>
+      <w:r>
+        <w:t xml:space="preserve"> below DOG with a dotted line.) </w:t>
+      </w:r>
+      <w:r>
+        <w:rPr>
+          <w:b/>
+          <w:bCs/>
+        </w:rPr>
+        <w:t>Fido is under dog. But Fido is not a kind. Fido is one dog — one animal you could put on a leash. A genus and a species are both kinds. Fido is neither. NEITHER.</w:t>
+      </w:r>
+    </w:p>
+    <w:p>
+      <w:pPr>
+        <w:spacing w:after="120" w:line="276" w:lineRule="auto"/>
+      </w:pPr>
+      <w:r>
+        <w:rPr>
+          <w:b/>
+          <w:bCs/>
+        </w:rPr>
+        <w:t>LEAD.</w:t>
+      </w:r>
+    </w:p>
+    <w:p>
+      <w:pPr>
+        <w:spacing w:after="120" w:line="276" w:lineRule="auto"/>
+      </w:pPr>
+      <w:r>
+        <w:rPr>
+          <w:b/>
+          <w:bCs/>
+        </w:rPr>
+        <w:t>A genus is a kind of thing that has other kinds underneath it. Say it after I do, and then we will say it together. A genus is a kind of thing that has other kinds underneath it.</w:t>
+      </w:r>
+      <w:r>
+        <w:t xml:space="preserve"> (signal) → repeated.</w:t>
+      </w:r>
+    </w:p>
+    <w:p>
+      <w:pPr>
+        <w:spacing w:after="120" w:line="276" w:lineRule="auto"/>
+      </w:pPr>
+      <w:r>
+        <w:rPr>
+          <w:b/>
+          <w:bCs/>
+        </w:rPr>
+        <w:t>Again.</w:t>
+      </w:r>
+      <w:r>
+        <w:t xml:space="preserve"> (signal) → repeated.</w:t>
+      </w:r>
+    </w:p>
+    <w:p>
+      <w:pPr>
+        <w:spacing w:after="120" w:line="276" w:lineRule="auto"/>
+      </w:pPr>
+      <w:r>
+        <w:rPr>
+          <w:b/>
+          <w:bCs/>
+        </w:rPr>
+        <w:t>Again.</w:t>
+      </w:r>
+      <w:r>
+        <w:t xml:space="preserve"> (signal) → repeated.</w:t>
+      </w:r>
+    </w:p>
+    <w:p>
+      <w:pPr>
+        <w:spacing w:after="120" w:line="276" w:lineRule="auto"/>
+      </w:pPr>
+      <w:r>
+        <w:rPr>
+          <w:b/>
+          <w:bCs/>
+        </w:rPr>
+        <w:t>Now the other one. A species is a kind under a genus. Say it after I do, and then together. A species is a kind under a genus.</w:t>
+      </w:r>
+      <w:r>
+        <w:t xml:space="preserve"> (signal) → repeated.</w:t>
+      </w:r>
+    </w:p>
+    <w:p>
+      <w:pPr>
+        <w:spacing w:after="120" w:line="276" w:lineRule="auto"/>
+      </w:pPr>
+      <w:r>
+        <w:rPr>
+          <w:b/>
+          <w:bCs/>
+        </w:rPr>
+        <w:t>Again.</w:t>
+      </w:r>
+      <w:r>
+        <w:t xml:space="preserve"> (signal) → repeated.</w:t>
+      </w:r>
+    </w:p>
+    <w:p>
+      <w:pPr>
+        <w:spacing w:after="120" w:line="276" w:lineRule="auto"/>
+      </w:pPr>
+      <w:r>
+        <w:rPr>
+          <w:b/>
+          <w:bCs/>
+        </w:rPr>
+        <w:t>Now say both, one after the other, with me. A genus is a kind of thing that has other kinds underneath it. A species is a kind under a genus.</w:t>
+      </w:r>
+      <w:r>
+        <w:t xml:space="preserve"> (signal) → both repeated.</w:t>
+      </w:r>
+    </w:p>
+    <w:p>
+      <w:pPr>
+        <w:spacing w:after="120" w:line="276" w:lineRule="auto"/>
+      </w:pPr>
+      <w:r>
+        <w:rPr>
+          <w:b/>
+          <w:bCs/>
+        </w:rPr>
+        <w:t>Again</w:t>
+      </w:r>
+      <w:r>
+        <w:rPr>
+          <w:b/>
+          <w:bCs/>
+        </w:rPr>
+        <w:t>, saying them together</w:t>
+      </w:r>
+      <w:r>
+        <w:rPr>
+          <w:b/>
+          <w:bCs/>
+        </w:rPr>
+        <w:t>.</w:t>
+      </w:r>
+      <w:r>
+        <w:t xml:space="preserve"> (signal) → repeated.</w:t>
+      </w:r>
+    </w:p>
+    <w:p>
+      <w:pPr>
+        <w:spacing w:after="120" w:line="276" w:lineRule="auto"/>
+      </w:pPr>
+      <w:r>
+        <w:rPr>
+          <w:b/>
+          <w:bCs/>
+        </w:rPr>
+        <w:t>(9), say the genus one alone.</w:t>
+      </w:r>
+      <w:r>
+        <w:t xml:space="preserve"> → </w:t>
+      </w:r>
+      <w:r>
+        <w:rPr>
+          <w:i/>
+          <w:iCs/>
+        </w:rPr>
+        <w:t>A genus is a kind of thing that has other kinds underneath it.</w:t>
+      </w:r>
+    </w:p>
+    <w:p>
+      <w:pPr>
+        <w:spacing w:after="120" w:line="276" w:lineRule="auto"/>
+      </w:pPr>
+      <w:r>
+        <w:rPr>
+          <w:b/>
+          <w:bCs/>
+        </w:rPr>
+        <w:t>(12), say the species one alone.</w:t>
+      </w:r>
+      <w:r>
+        <w:t xml:space="preserve"> → </w:t>
+      </w:r>
+      <w:r>
+        <w:rPr>
+          <w:i/>
+          <w:iCs/>
+        </w:rPr>
+        <w:t>A species is a kind under a genus.</w:t>
+      </w:r>
+    </w:p>
+    <w:p>
+      <w:pPr>
+        <w:spacing w:after="120" w:line="276" w:lineRule="auto"/>
+      </w:pPr>
+      <w:r>
+        <w:rPr>
+          <w:b/>
+          <w:bCs/>
+        </w:rPr>
+        <w:t>Everybody, both, one more time.</w:t>
+      </w:r>
+      <w:r>
+        <w:t xml:space="preserve"> (signal) → both repeated.</w:t>
+      </w:r>
+    </w:p>
+    <w:p>
+      <w:pPr>
+        <w:spacing w:after="120" w:line="276" w:lineRule="auto"/>
+      </w:pPr>
+      <w:r>
+        <w:rPr>
+          <w:b/>
+          <w:bCs/>
+        </w:rPr>
+        <w:t>Now the short way. A kind with kinds underneath it is a —</w:t>
+      </w:r>
+      <w:r>
+        <w:t xml:space="preserve"> (pause, signal) → </w:t>
+      </w:r>
+      <w:r>
+        <w:rPr>
+          <w:i/>
+          <w:iCs/>
+        </w:rPr>
+        <w:t>Genus.</w:t>
+      </w:r>
+    </w:p>
+    <w:p>
+      <w:pPr>
+        <w:spacing w:after="120" w:line="276" w:lineRule="auto"/>
+      </w:pPr>
+      <w:r>
+        <w:rPr>
+          <w:b/>
+          <w:bCs/>
+        </w:rPr>
+        <w:t>A kind under a genus is a —</w:t>
+      </w:r>
+      <w:r>
+        <w:t xml:space="preserve"> (pause, signal) → </w:t>
+      </w:r>
+      <w:r>
+        <w:rPr>
+          <w:i/>
+          <w:iCs/>
+        </w:rPr>
+        <w:t>Species.</w:t>
+      </w:r>
+    </w:p>
+    <w:p>
+      <w:pPr>
+        <w:spacing w:after="120" w:line="276" w:lineRule="auto"/>
+      </w:pPr>
+      <w:r>
+        <w:rPr>
+          <w:b/>
+          <w:bCs/>
+        </w:rPr>
+        <w:t>One single thing, not a kind at all, is —</w:t>
+      </w:r>
+      <w:r>
+        <w:t xml:space="preserve"> (pause, signal) → </w:t>
+      </w:r>
+      <w:r>
+        <w:rPr>
+          <w:i/>
+          <w:iCs/>
+        </w:rPr>
+        <w:t>Neither.</w:t>
+      </w:r>
+    </w:p>
+    <w:p>
+      <w:pPr>
+        <w:pStyle w:val="Heading3"/>
+        <w:spacing w:before="240" w:after="160"/>
+      </w:pPr>
+      <w:r>
+        <w:rPr>
+          <w:b/>
+          <w:bCs/>
+          <w:color w:val="000000"/>
+        </w:rPr>
+        <w:t>2B. Two more trees, and the sort</w:t>
+      </w:r>
+    </w:p>
+    <w:p>
+      <w:pPr>
+        <w:spacing w:after="120" w:line="276" w:lineRule="auto"/>
+      </w:pPr>
+      <w:r>
+        <w:t>(Draw both. Leave all three up.)</w:t>
+      </w:r>
+    </w:p>
+    <w:p>
+      <w:pPr>
+        <w:ind w:left="431"/>
+      </w:pPr>
       <w:r>
         <w:rPr>
           <w:rFonts w:ascii="Consolas" w:eastAsia="Consolas" w:hAnsi="Consolas" w:cs="Consolas"/>
           <w:sz w:val="20"/>
           <w:szCs w:val="20"/>
         </w:rPr>
-        <w:t xml:space="preserve">  CIRCLE                CHAIR        TABLE</w:t>
+        <w:t xml:space="preserve">                SHAPE                             FURNITURE</w:t>
       </w:r>
     </w:p>
     <w:p>
@@ -8245,12 +8367,11 @@
           <w:sz w:val="20"/>
           <w:szCs w:val="20"/>
         </w:rPr>
-        <w:t xml:space="preserve">       /    \                                /     \</w:t>
-      </w:r>
-    </w:p>
-    <w:p>
-      <w:pPr>
-        <w:spacing w:after="160"/>
+        <w:t xml:space="preserve">            /     |     \                        /         \</w:t>
+      </w:r>
+    </w:p>
+    <w:p>
+      <w:pPr>
         <w:ind w:left="431"/>
       </w:pPr>
       <w:r>
@@ -8259,7 +8380,7 @@
           <w:sz w:val="20"/>
           <w:szCs w:val="20"/>
         </w:rPr>
-        <w:t xml:space="preserve">  </w:t>
+        <w:t xml:space="preserve">     </w:t>
       </w:r>
       <w:proofErr w:type="gramStart"/>
       <w:r>
@@ -8268,7 +8389,7 @@
           <w:sz w:val="20"/>
           <w:szCs w:val="20"/>
         </w:rPr>
-        <w:t>EQUILATERAL  SCALENE</w:t>
+        <w:t>TRIANGLE  SQUARE</w:t>
       </w:r>
       <w:proofErr w:type="gramEnd"/>
       <w:r>
@@ -8277,15 +8398,59 @@
           <w:sz w:val="20"/>
           <w:szCs w:val="20"/>
         </w:rPr>
-        <w:t xml:space="preserve">                  </w:t>
-      </w:r>
-      <w:proofErr w:type="gramStart"/>
+        <w:t xml:space="preserve">  CIRCLE                CHAIR        TABLE</w:t>
+      </w:r>
+    </w:p>
+    <w:p>
+      <w:pPr>
+        <w:ind w:left="431"/>
+      </w:pPr>
       <w:r>
         <w:rPr>
           <w:rFonts w:ascii="Consolas" w:eastAsia="Consolas" w:hAnsi="Consolas" w:cs="Consolas"/>
           <w:sz w:val="20"/>
           <w:szCs w:val="20"/>
         </w:rPr>
+        <w:t xml:space="preserve">       /    \                                /     \</w:t>
+      </w:r>
+    </w:p>
+    <w:p>
+      <w:pPr>
+        <w:spacing w:after="160"/>
+      </w:pPr>
+      <w:r>
+        <w:rPr>
+          <w:rFonts w:ascii="Consolas" w:eastAsia="Consolas" w:hAnsi="Consolas" w:cs="Consolas"/>
+          <w:sz w:val="20"/>
+          <w:szCs w:val="20"/>
+        </w:rPr>
+        <w:t xml:space="preserve">    </w:t>
+      </w:r>
+      <w:proofErr w:type="gramStart"/>
+      <w:r>
+        <w:rPr>
+          <w:rFonts w:ascii="Consolas" w:eastAsia="Consolas" w:hAnsi="Consolas" w:cs="Consolas"/>
+          <w:sz w:val="20"/>
+          <w:szCs w:val="20"/>
+        </w:rPr>
+        <w:t>EQUILATERAL  SCALENE</w:t>
+      </w:r>
+      <w:proofErr w:type="gramEnd"/>
+      <w:r>
+        <w:rPr>
+          <w:rFonts w:ascii="Consolas" w:eastAsia="Consolas" w:hAnsi="Consolas" w:cs="Consolas"/>
+          <w:sz w:val="20"/>
+          <w:szCs w:val="20"/>
+        </w:rPr>
+        <w:t xml:space="preserve">                  </w:t>
+      </w:r>
+      <w:proofErr w:type="gramStart"/>
+      <w:r>
+        <w:rPr>
+          <w:rFonts w:ascii="Consolas" w:eastAsia="Consolas" w:hAnsi="Consolas" w:cs="Consolas"/>
+          <w:sz w:val="20"/>
+          <w:szCs w:val="20"/>
+        </w:rPr>
         <w:t>ARMCHAIR  STOOL</w:t>
       </w:r>
       <w:proofErr w:type="gramEnd"/>
@@ -8311,7 +8476,51 @@
           <w:b/>
           <w:bCs/>
         </w:rPr>
-        <w:t>I will say "Tree," then a word. You say GENUS, SPECIES, BOTH, or NEITHER. Look at the boards. Wait for the tap.</w:t>
+        <w:t xml:space="preserve">I will </w:t>
+      </w:r>
+      <w:proofErr w:type="gramStart"/>
+      <w:r>
+        <w:rPr>
+          <w:b/>
+          <w:bCs/>
+        </w:rPr>
+        <w:t>say</w:t>
+      </w:r>
+      <w:proofErr w:type="gramEnd"/>
+      <w:r>
+        <w:rPr>
+          <w:b/>
+          <w:bCs/>
+        </w:rPr>
+        <w:t xml:space="preserve"> "</w:t>
+      </w:r>
+      <w:r>
+        <w:rPr>
+          <w:b/>
+          <w:bCs/>
+        </w:rPr>
+        <w:t>Classificatio</w:t>
+      </w:r>
+      <w:r>
+        <w:rPr>
+          <w:b/>
+          <w:bCs/>
+        </w:rPr>
+        <w:t>n</w:t>
+      </w:r>
+      <w:r>
+        <w:rPr>
+          <w:b/>
+          <w:bCs/>
+        </w:rPr>
+        <w:t xml:space="preserve"> </w:t>
+      </w:r>
+      <w:r>
+        <w:rPr>
+          <w:b/>
+          <w:bCs/>
+        </w:rPr>
+        <w:t>Tree," then a word. You say GENUS, SPECIES, BOTH, or NEITHER. Look at the boards. Wait for the tap.</w:t>
       </w:r>
     </w:p>
     <w:p>
@@ -8365,6 +8574,20 @@
         </w:rPr>
         <w:t>Genus.</w:t>
       </w:r>
+      <w:r>
+        <w:rPr>
+          <w:i/>
+          <w:iCs/>
+        </w:rPr>
+        <w:t xml:space="preserve"> </w:t>
+      </w:r>
+      <w:r>
+        <w:rPr>
+          <w:i/>
+          <w:iCs/>
+        </w:rPr>
+        <w:t>(But also, in some sense, genus, although not on our chart here.)</w:t>
+      </w:r>
     </w:p>
     <w:p>
       <w:pPr>
@@ -8703,6 +8926,13 @@
         </w:rPr>
         <w:t>Species.</w:t>
       </w:r>
+      <w:r>
+        <w:rPr>
+          <w:i/>
+          <w:iCs/>
+        </w:rPr>
+        <w:t xml:space="preserve"> (But also, in some sense, genus, although not on our chart here.)</w:t>
+      </w:r>
     </w:p>
     <w:p>
       <w:pPr>
@@ -8955,7 +9185,21 @@
           <w:b/>
           <w:bCs/>
         </w:rPr>
-        <w:t>(9). Tree. Horse.</w:t>
+        <w:t xml:space="preserve">(9). </w:t>
+      </w:r>
+      <w:r>
+        <w:rPr>
+          <w:b/>
+          <w:bCs/>
+        </w:rPr>
+        <w:t xml:space="preserve">Classification </w:t>
+      </w:r>
+      <w:r>
+        <w:rPr>
+          <w:b/>
+          <w:bCs/>
+        </w:rPr>
+        <w:t>Tree. Horse.</w:t>
       </w:r>
       <w:r>
         <w:t xml:space="preserve"> → </w:t>
@@ -8977,7 +9221,21 @@
           <w:b/>
           <w:bCs/>
         </w:rPr>
-        <w:t>(12). Tree. Triangle.</w:t>
+        <w:t xml:space="preserve">(12). </w:t>
+      </w:r>
+      <w:r>
+        <w:rPr>
+          <w:b/>
+          <w:bCs/>
+        </w:rPr>
+        <w:t xml:space="preserve">Classification </w:t>
+      </w:r>
+      <w:r>
+        <w:rPr>
+          <w:b/>
+          <w:bCs/>
+        </w:rPr>
+        <w:t>Tree. Triangle.</w:t>
       </w:r>
       <w:r>
         <w:t xml:space="preserve"> → </w:t>
@@ -9539,13 +9797,354 @@
     <w:p>
       <w:pPr>
         <w:spacing w:after="120" w:line="276" w:lineRule="auto"/>
-      </w:pPr>
-      <w:r>
-        <w:rPr>
-          <w:b/>
-          <w:bCs/>
-        </w:rPr>
-        <w:t>(12). That definition took the genus and stopped. What did it leave out?</w:t>
+        <w:rPr>
+          <w:b/>
+          <w:bCs/>
+        </w:rPr>
+      </w:pPr>
+      <w:r>
+        <w:rPr>
+          <w:b/>
+          <w:bCs/>
+        </w:rPr>
+        <w:t>Let’s stop and think about that. Definition: a chair is furniture.</w:t>
+      </w:r>
+    </w:p>
+    <w:p>
+      <w:pPr>
+        <w:spacing w:after="120" w:line="276" w:lineRule="auto"/>
+        <w:rPr>
+          <w:i/>
+          <w:iCs/>
+        </w:rPr>
+      </w:pPr>
+      <w:r>
+        <w:rPr>
+          <w:b/>
+          <w:bCs/>
+        </w:rPr>
+        <w:t xml:space="preserve">Let’s do this as an exercise. I’ll give you two words you say, which is the genus: chair, furniture. </w:t>
+      </w:r>
+      <w:r>
+        <w:t xml:space="preserve">→ </w:t>
+      </w:r>
+      <w:proofErr w:type="gramStart"/>
+      <w:r>
+        <w:rPr>
+          <w:i/>
+          <w:iCs/>
+        </w:rPr>
+        <w:t>furniture.</w:t>
+      </w:r>
+      <w:r>
+        <w:rPr>
+          <w:i/>
+          <w:iCs/>
+        </w:rPr>
+        <w:t>.</w:t>
+      </w:r>
+      <w:proofErr w:type="gramEnd"/>
+      <w:r>
+        <w:rPr>
+          <w:i/>
+          <w:iCs/>
+        </w:rPr>
+        <w:t xml:space="preserve"> </w:t>
+      </w:r>
+      <w:r>
+        <w:rPr>
+          <w:b/>
+          <w:bCs/>
+        </w:rPr>
+        <w:t>Which is the species?</w:t>
+      </w:r>
+      <w:r>
+        <w:t xml:space="preserve"> </w:t>
+      </w:r>
+      <w:r>
+        <w:t>→</w:t>
+      </w:r>
+      <w:r>
+        <w:t xml:space="preserve"> Chair</w:t>
+      </w:r>
+      <w:r>
+        <w:rPr>
+          <w:i/>
+          <w:iCs/>
+        </w:rPr>
+        <w:t>.</w:t>
+      </w:r>
+    </w:p>
+    <w:p>
+      <w:pPr>
+        <w:spacing w:after="120" w:line="276" w:lineRule="auto"/>
+        <w:rPr>
+          <w:b/>
+          <w:bCs/>
+        </w:rPr>
+      </w:pPr>
+      <w:proofErr w:type="gramStart"/>
+      <w:r>
+        <w:rPr>
+          <w:b/>
+          <w:bCs/>
+        </w:rPr>
+        <w:t>So</w:t>
+      </w:r>
+      <w:proofErr w:type="gramEnd"/>
+      <w:r>
+        <w:rPr>
+          <w:b/>
+          <w:bCs/>
+        </w:rPr>
+        <w:t xml:space="preserve"> when I </w:t>
+      </w:r>
+      <w:proofErr w:type="gramStart"/>
+      <w:r>
+        <w:rPr>
+          <w:b/>
+          <w:bCs/>
+        </w:rPr>
+        <w:t>say</w:t>
+      </w:r>
+      <w:proofErr w:type="gramEnd"/>
+      <w:r>
+        <w:rPr>
+          <w:b/>
+          <w:bCs/>
+        </w:rPr>
+        <w:t xml:space="preserve"> “a chair is furniture,” furniture is the genius and the species is chair.</w:t>
+      </w:r>
+      <w:r>
+        <w:rPr>
+          <w:b/>
+          <w:bCs/>
+        </w:rPr>
+        <w:t xml:space="preserve"> And “chair” is also the thing that I am trying to define. </w:t>
+      </w:r>
+      <w:proofErr w:type="gramStart"/>
+      <w:r>
+        <w:rPr>
+          <w:b/>
+          <w:bCs/>
+        </w:rPr>
+        <w:t>So</w:t>
+      </w:r>
+      <w:proofErr w:type="gramEnd"/>
+      <w:r>
+        <w:rPr>
+          <w:b/>
+          <w:bCs/>
+        </w:rPr>
+        <w:t xml:space="preserve"> what I am defining is the species; and in the definition “a chair is furniture,” what am I using to define the species chair? I am using furniture, which is the.  </w:t>
+      </w:r>
+      <w:r>
+        <w:t xml:space="preserve">→ </w:t>
+      </w:r>
+      <w:r>
+        <w:rPr>
+          <w:i/>
+          <w:iCs/>
+        </w:rPr>
+        <w:t>genus</w:t>
+      </w:r>
+      <w:r>
+        <w:rPr>
+          <w:i/>
+          <w:iCs/>
+        </w:rPr>
+        <w:t>.</w:t>
+      </w:r>
+    </w:p>
+    <w:p>
+      <w:pPr>
+        <w:spacing w:after="120" w:line="276" w:lineRule="auto"/>
+        <w:rPr>
+          <w:b/>
+          <w:bCs/>
+        </w:rPr>
+      </w:pPr>
+      <w:r>
+        <w:rPr>
+          <w:b/>
+          <w:bCs/>
+        </w:rPr>
+        <w:t>(</w:t>
+      </w:r>
+      <w:r>
+        <w:rPr>
+          <w:b/>
+          <w:bCs/>
+        </w:rPr>
+        <w:t xml:space="preserve">12). </w:t>
+      </w:r>
+      <w:r>
+        <w:rPr>
+          <w:b/>
+          <w:bCs/>
+        </w:rPr>
+        <w:t>The</w:t>
+      </w:r>
+      <w:r>
+        <w:rPr>
+          <w:b/>
+          <w:bCs/>
+        </w:rPr>
+        <w:t xml:space="preserve"> definition </w:t>
+      </w:r>
+      <w:r>
+        <w:rPr>
+          <w:b/>
+          <w:bCs/>
+        </w:rPr>
+        <w:t xml:space="preserve">“a chair is furniture” </w:t>
+      </w:r>
+      <w:r>
+        <w:rPr>
+          <w:b/>
+          <w:bCs/>
+        </w:rPr>
+        <w:t xml:space="preserve">took the genus and stopped. </w:t>
+      </w:r>
+      <w:r>
+        <w:rPr>
+          <w:b/>
+          <w:bCs/>
+        </w:rPr>
+        <w:t xml:space="preserve">It only gave the genius. But a genius has other kinds beneath it. What are other kinds of furniture that are not chairs? </w:t>
+      </w:r>
+      <w:r>
+        <w:t xml:space="preserve">→ </w:t>
+      </w:r>
+      <w:proofErr w:type="spellStart"/>
+      <w:r>
+        <w:rPr>
+          <w:i/>
+          <w:iCs/>
+        </w:rPr>
+        <w:t>Tablrs</w:t>
+      </w:r>
+      <w:proofErr w:type="spellEnd"/>
+      <w:r>
+        <w:rPr>
+          <w:i/>
+          <w:iCs/>
+        </w:rPr>
+        <w:t>, lamps, etc</w:t>
+      </w:r>
+      <w:r>
+        <w:rPr>
+          <w:i/>
+          <w:iCs/>
+        </w:rPr>
+        <w:t>.</w:t>
+      </w:r>
+    </w:p>
+    <w:p>
+      <w:pPr>
+        <w:spacing w:after="120" w:line="276" w:lineRule="auto"/>
+        <w:rPr>
+          <w:i/>
+          <w:iCs/>
+        </w:rPr>
+      </w:pPr>
+      <w:r>
+        <w:rPr>
+          <w:b/>
+          <w:bCs/>
+        </w:rPr>
+        <w:t xml:space="preserve">If we did not know anything at all about chairs, then saying that a chair is furniture would be helpful. But does saying “a chair is furniture” help us decide what kind of furniture chairs are? </w:t>
+      </w:r>
+      <w:r>
+        <w:t xml:space="preserve">→ </w:t>
+      </w:r>
+      <w:r>
+        <w:rPr>
+          <w:i/>
+          <w:iCs/>
+        </w:rPr>
+        <w:t>No</w:t>
+      </w:r>
+      <w:r>
+        <w:rPr>
+          <w:i/>
+          <w:iCs/>
+        </w:rPr>
+        <w:t>.</w:t>
+      </w:r>
+    </w:p>
+    <w:p>
+      <w:pPr>
+        <w:spacing w:after="120" w:line="276" w:lineRule="auto"/>
+        <w:rPr>
+          <w:b/>
+          <w:bCs/>
+        </w:rPr>
+      </w:pPr>
+      <w:proofErr w:type="gramStart"/>
+      <w:r>
+        <w:rPr>
+          <w:b/>
+          <w:bCs/>
+        </w:rPr>
+        <w:t>In order to</w:t>
+      </w:r>
+      <w:proofErr w:type="gramEnd"/>
+      <w:r>
+        <w:rPr>
+          <w:b/>
+          <w:bCs/>
+        </w:rPr>
+        <w:t xml:space="preserve"> decide what kind of </w:t>
+      </w:r>
+      <w:proofErr w:type="gramStart"/>
+      <w:r>
+        <w:rPr>
+          <w:b/>
+          <w:bCs/>
+        </w:rPr>
+        <w:t>furniture</w:t>
+      </w:r>
+      <w:proofErr w:type="gramEnd"/>
+      <w:r>
+        <w:rPr>
+          <w:b/>
+          <w:bCs/>
+        </w:rPr>
+        <w:t xml:space="preserve"> chairs are we need to know something more about chairs. We need to know what makes chairs different from every other kind of furniture.</w:t>
+      </w:r>
+    </w:p>
+    <w:p>
+      <w:pPr>
+        <w:spacing w:after="120" w:line="276" w:lineRule="auto"/>
+      </w:pPr>
+      <w:r>
+        <w:rPr>
+          <w:b/>
+          <w:bCs/>
+        </w:rPr>
+        <w:t>So, w</w:t>
+      </w:r>
+      <w:r>
+        <w:rPr>
+          <w:b/>
+          <w:bCs/>
+        </w:rPr>
+        <w:t xml:space="preserve">hat did </w:t>
+      </w:r>
+      <w:r>
+        <w:rPr>
+          <w:b/>
+          <w:bCs/>
+        </w:rPr>
+        <w:t xml:space="preserve">the definition “a chair is furniture” </w:t>
+      </w:r>
+      <w:r>
+        <w:rPr>
+          <w:b/>
+          <w:bCs/>
+        </w:rPr>
+        <w:t>leave out?</w:t>
       </w:r>
       <w:r>
         <w:t xml:space="preserve"> → </w:t>
@@ -9779,7 +10378,14 @@
           <w:b/>
           <w:bCs/>
         </w:rPr>
-        <w:t>Everybody. Tree. Animal.</w:t>
+        <w:t>Everybody. Tree. Animal</w:t>
+      </w:r>
+      <w:r>
+        <w:rPr>
+          <w:b/>
+          <w:bCs/>
+        </w:rPr>
+        <w:t>, species and genus?</w:t>
       </w:r>
       <w:r>
         <w:t xml:space="preserve"> (pause, signal) → </w:t>
@@ -9867,7 +10473,21 @@
           <w:b/>
           <w:bCs/>
         </w:rPr>
-        <w:t>Everybody. Split it. "Fido is a dog." Subject.</w:t>
+        <w:t xml:space="preserve">Everybody. Split </w:t>
+      </w:r>
+      <w:r>
+        <w:rPr>
+          <w:b/>
+          <w:bCs/>
+        </w:rPr>
+        <w:t>this into subject and predicate</w:t>
+      </w:r>
+      <w:r>
+        <w:rPr>
+          <w:b/>
+          <w:bCs/>
+        </w:rPr>
+        <w:t>. "Fido is a dog." Subject.</w:t>
       </w:r>
       <w:r>
         <w:t xml:space="preserve"> (pause, signal) → </w:t>
@@ -10032,7 +10652,21 @@
           <w:b/>
           <w:bCs/>
         </w:rPr>
-        <w:t>Look at the living-thing tree. We can go down from animal to dog, and down again — dog to spaniel, spaniel to this spaniel. Down and down until we hit one single dog, and then we stop, because Fido is not a kind.</w:t>
+        <w:t xml:space="preserve">Look at the living-thing </w:t>
+      </w:r>
+      <w:r>
+        <w:rPr>
+          <w:b/>
+          <w:bCs/>
+        </w:rPr>
+        <w:t xml:space="preserve">classification </w:t>
+      </w:r>
+      <w:r>
+        <w:rPr>
+          <w:b/>
+          <w:bCs/>
+        </w:rPr>
+        <w:t>tree. We can go down from animal to dog, and down again — dog to spaniel, spaniel to this spaniel. Down and down until we hit one single dog, and then we stop, because Fido is not a kind.</w:t>
       </w:r>
     </w:p>
     <w:p>
@@ -10092,7 +10726,21 @@
           <w:b/>
           <w:bCs/>
         </w:rPr>
-        <w:t>Here is the question. Does every tree have a top? Is there a highest kind — one you cannot climb above — or does it go up forever?</w:t>
+        <w:t xml:space="preserve">Here is the question. Does every </w:t>
+      </w:r>
+      <w:r>
+        <w:rPr>
+          <w:b/>
+          <w:bCs/>
+        </w:rPr>
+        <w:t xml:space="preserve">classification </w:t>
+      </w:r>
+      <w:r>
+        <w:rPr>
+          <w:b/>
+          <w:bCs/>
+        </w:rPr>
+        <w:t>tree have a top? Is there a highest kind — one you cannot climb above — or does it go up forever?</w:t>
       </w:r>
     </w:p>
     <w:p>
@@ -10107,7 +10755,21 @@
           <w:i/>
           <w:iCs/>
         </w:rPr>
-        <w:t xml:space="preserve">Think about what would happen if it went up forever. Remember Rule 1 and Rule 2. To define a </w:t>
+        <w:t>Think about what would happen if it went up forever. Remember Rule 1 and Rule 2</w:t>
+      </w:r>
+      <w:r>
+        <w:rPr>
+          <w:i/>
+          <w:iCs/>
+        </w:rPr>
+        <w:t xml:space="preserve"> for definitions</w:t>
+      </w:r>
+      <w:r>
+        <w:rPr>
+          <w:i/>
+          <w:iCs/>
+        </w:rPr>
+        <w:t xml:space="preserve">. To define a </w:t>
       </w:r>
       <w:proofErr w:type="gramStart"/>
       <w:r>
@@ -10185,7 +10847,14 @@
           <w:b/>
           <w:bCs/>
         </w:rPr>
-        <w:t xml:space="preserve"> the tops matter. Aristotle went and made the list of the tops, and there are ten of them. We start that list in Lesson 10. Today you only </w:t>
+        <w:t xml:space="preserve"> the </w:t>
+      </w:r>
+      <w:r>
+        <w:rPr>
+          <w:b/>
+          <w:bCs/>
+        </w:rPr>
+        <w:t xml:space="preserve">highest </w:t>
       </w:r>
       <w:proofErr w:type="gramStart"/>
       <w:r>
@@ -10193,6 +10862,50 @@
           <w:b/>
           <w:bCs/>
         </w:rPr>
+        <w:t>kinds</w:t>
+      </w:r>
+      <w:proofErr w:type="gramEnd"/>
+      <w:r>
+        <w:rPr>
+          <w:b/>
+          <w:bCs/>
+        </w:rPr>
+        <w:t xml:space="preserve"> matter. Aristotle went and made the list of the</w:t>
+      </w:r>
+      <w:r>
+        <w:rPr>
+          <w:b/>
+          <w:bCs/>
+        </w:rPr>
+        <w:t>se highest kinds</w:t>
+      </w:r>
+      <w:r>
+        <w:rPr>
+          <w:b/>
+          <w:bCs/>
+        </w:rPr>
+        <w:t>, and there are ten of them</w:t>
+      </w:r>
+      <w:r>
+        <w:rPr>
+          <w:b/>
+          <w:bCs/>
+        </w:rPr>
+        <w:t>: these are the categories</w:t>
+      </w:r>
+      <w:r>
+        <w:rPr>
+          <w:b/>
+          <w:bCs/>
+        </w:rPr>
+        <w:t xml:space="preserve">. We start that list in Lesson 10. Today you only </w:t>
+      </w:r>
+      <w:proofErr w:type="gramStart"/>
+      <w:r>
+        <w:rPr>
+          <w:b/>
+          <w:bCs/>
+        </w:rPr>
         <w:t>have to</w:t>
       </w:r>
       <w:proofErr w:type="gramEnd"/>
@@ -10225,7 +10938,14 @@
           <w:b/>
           <w:bCs/>
         </w:rPr>
-        <w:t>(9). Tree. Dog.</w:t>
+        <w:t>(9). Tree. Dog</w:t>
+      </w:r>
+      <w:r>
+        <w:rPr>
+          <w:b/>
+          <w:bCs/>
+        </w:rPr>
+        <w:t>, are these species or genera?</w:t>
       </w:r>
       <w:r>
         <w:t xml:space="preserve"> → </w:t>
@@ -10333,6 +11053,22 @@
       </w:r>
       <w:r>
         <w:t xml:space="preserve"> → canonical.</w:t>
+      </w:r>
+    </w:p>
+    <w:p>
+      <w:pPr>
+        <w:spacing w:after="120" w:line="276" w:lineRule="auto"/>
+        <w:rPr>
+          <w:b/>
+          <w:bCs/>
+        </w:rPr>
+      </w:pPr>
+      <w:r>
+        <w:rPr>
+          <w:b/>
+          <w:bCs/>
+        </w:rPr>
+        <w:t>We are finished with logic for today.</w:t>
       </w:r>
     </w:p>
     <w:p>
@@ -10432,7 +11168,21 @@
           <w:b/>
           <w:bCs/>
         </w:rPr>
-        <w:t>"Given a tree, both students answer genus/species questions without hesitation and reject the Fido trap with a reason."</w:t>
+        <w:t xml:space="preserve">"Given a </w:t>
+      </w:r>
+      <w:r>
+        <w:rPr>
+          <w:b/>
+          <w:bCs/>
+        </w:rPr>
+        <w:t xml:space="preserve">classification </w:t>
+      </w:r>
+      <w:r>
+        <w:rPr>
+          <w:b/>
+          <w:bCs/>
+        </w:rPr>
+        <w:t>tree, both students answer genus/species questions without hesitation and reject the Fido trap with a reason."</w:t>
       </w:r>
     </w:p>
     <w:p>
